--- a/PropuestaProyecto/PropuestaIntegradora.V.0.0.2_Alcances.docx
+++ b/PropuestaProyecto/PropuestaIntegradora.V.0.0.2_Alcances.docx
@@ -305,7 +305,23 @@
           <w:sz w:val="24"/>
           <w:szCs w:val="24"/>
         </w:rPr>
-        <w:t>Confirmación de citas: recibirán comprobantes digitales al finalizar la reserva, así como correos o notificaciones de confirmación.</w:t>
+        <w:t>Confirmación</w:t>
+      </w:r>
+      <w:r>
+        <w:rPr>
+          <w:rFonts w:ascii="Arial" w:hAnsi="Arial" w:cs="Arial"/>
+          <w:sz w:val="24"/>
+          <w:szCs w:val="24"/>
+        </w:rPr>
+        <w:t xml:space="preserve"> </w:t>
+      </w:r>
+      <w:r>
+        <w:rPr>
+          <w:rFonts w:ascii="Arial" w:hAnsi="Arial" w:cs="Arial"/>
+          <w:sz w:val="24"/>
+          <w:szCs w:val="24"/>
+        </w:rPr>
+        <w:t>de citas: recibirán comprobantes digitales al finalizar la reserva, así como correos o notificaciones de confirmación.</w:t>
       </w:r>
     </w:p>
     <w:p>
@@ -353,7 +369,23 @@
           <w:sz w:val="24"/>
           <w:szCs w:val="24"/>
         </w:rPr>
-        <w:t>Gestión de citas personales: contarán con la opción de consultar, cancelar o reagendar citas desde su perfil en la aplicación.</w:t>
+        <w:t>Gestión de citas personales: contarán con la opción de consultar</w:t>
+      </w:r>
+      <w:r>
+        <w:rPr>
+          <w:rFonts w:ascii="Arial" w:hAnsi="Arial" w:cs="Arial"/>
+          <w:sz w:val="24"/>
+          <w:szCs w:val="24"/>
+        </w:rPr>
+        <w:t xml:space="preserve"> y cancelar sus citas </w:t>
+      </w:r>
+      <w:r>
+        <w:rPr>
+          <w:rFonts w:ascii="Arial" w:hAnsi="Arial" w:cs="Arial"/>
+          <w:sz w:val="24"/>
+          <w:szCs w:val="24"/>
+        </w:rPr>
+        <w:t>desde su perfil en la aplicación.</w:t>
       </w:r>
     </w:p>
     <w:p>
@@ -432,6 +464,8 @@
           <w:szCs w:val="24"/>
         </w:rPr>
       </w:pPr>
+      <w:bookmarkStart w:id="0" w:name="_GoBack"/>
+      <w:bookmarkEnd w:id="0"/>
     </w:p>
     <w:p>
       <w:pPr>
@@ -662,17 +696,7 @@
           <w:sz w:val="24"/>
           <w:szCs w:val="24"/>
         </w:rPr>
-        <w:t>Notificaciones automáticas: el sistema notificará al negocio sobre nuevas reservas, cancelaciones o modificaci</w:t>
-      </w:r>
-      <w:bookmarkStart w:id="0" w:name="_GoBack"/>
-      <w:bookmarkEnd w:id="0"/>
-      <w:r>
-        <w:rPr>
-          <w:rFonts w:ascii="Arial" w:hAnsi="Arial" w:cs="Arial"/>
-          <w:sz w:val="24"/>
-          <w:szCs w:val="24"/>
-        </w:rPr>
-        <w:t>ones realizadas por los clientes.</w:t>
+        <w:t>Notificaciones automáticas: el sistema notificará al negocio sobre nuevas reservas, cancelaciones o modificaciones realizadas por los clientes.</w:t>
       </w:r>
     </w:p>
     <w:p>
